--- a/samples/templates/individual/mau_pyc.docx
+++ b/samples/templates/individual/mau_pyc.docx
@@ -282,7 +282,7 @@
         <w:rPr>
           <w:rFonts w:ascii="Times New Roman" w:hAnsi="Times New Roman" w:cs="Times New Roman"/>
         </w:rPr>
-        <w:t>Tài sản thẩm định: {{TAI_SAN_THAM_DINH}}.</w:t>
+        <w:t>Tài sản thẩm định: {{TAI_SAN_THAM_DINH}}</w:t>
       </w:r>
       <w:r>
         <w:rPr>
@@ -527,7 +527,7 @@
           <w:bCs/>
           <w:lang w:val="nl-NL"/>
         </w:rPr>
-        <w:t>Tôi gởi đến CÔNG TY CỔ PHẦN THẨM ĐỊNH GIÁ THẾ KỶ - THÀNH PHỐ HỒ CHÍ MINH (CENValue) yêu cầu thẩm định giá trị tài sản nêu trên để tôi có cơ sở trong mục đích {{MUC_DICH_THAM_DINH_DAY_DU}}</w:t>
+        <w:t>Tôi gởi đến CÔNG TY CỔ PHẦN THẨM ĐỊNH GIÁ THẾ KỶ - THÀNH PHỐ HỒ CHÍ MINH (CENValue) yêu cầu thẩm định giá trị tài sản nêu trên để tôi có cơ sở trong mục đích {{MUC_DICH_THAM_DINH_RUT_GON}}</w:t>
       </w:r>
       <w:r>
         <w:rPr>
@@ -964,7 +964,7 @@
         <w:rPr>
           <w:rFonts w:ascii="Times New Roman" w:hAnsi="Times New Roman" w:cs="Times New Roman"/>
         </w:rPr>
-        <w:t>{{NGAY_LAP_PLEIKU}}</w:t>
+        <w:t>{{NGAY_HOP_DONG_PLEIKU}}</w:t>
       </w:r>
       <w:r>
         <w:rPr>
